--- a/bot/1612270615.docx
+++ b/bot/1612270615.docx
@@ -41,7 +41,7 @@
           <w:rFonts w:ascii="Times New Roman" w:hAnsi="Times New Roman"/>
           <w:sz w:val="32"/>
         </w:rPr>
-        <w:t>FARG‘ONA DAVLAT UNIVERSITETI IQTISODIYOT KAFEDRASI</w:t>
+        <w:t>142-MAKTAB</w:t>
       </w:r>
       <w:r>
         <w:rPr>
@@ -135,7 +135,7 @@
           <w:rFonts w:ascii="Times New Roman" w:hAnsi="Times New Roman"/>
           <w:sz w:val="28"/>
         </w:rPr>
-        <w:t>Tabiat</w:t>
+        <w:t>Yangi Tabiat</w:t>
       </w:r>
       <w:proofErr w:type="spellEnd"/>
     </w:p>
@@ -200,7 +200,7 @@
           <w:rFonts w:ascii="Times New Roman" w:hAnsi="Times New Roman"/>
           <w:sz w:val="28"/>
         </w:rPr>
-        <w:t>Amirjon Karimov</w:t>
+        <w:t>Amirjon Karimov G'Uom O'G'Li 2-Kurs 202-Guruh</w:t>
       </w:r>
       <w:proofErr w:type="spellEnd"/>
     </w:p>
@@ -304,7 +304,7 @@
           <w:i/>
           <w:sz w:val="28"/>
         </w:rPr>
-        <w:t>1. Tabiat va inson: Muvozanatni saqlash uchun strategiyalar</w:t>
+        <w:t>1. Yangi tabiat: Ekosistemalarning o'zgarishi va ularning insoniyatga ta'siri.</w:t>
       </w:r>
     </w:p>
     <w:p>
@@ -314,7 +314,7 @@
           <w:i/>
           <w:sz w:val="28"/>
         </w:rPr>
-        <w:t>2. O'simlik va hayvonot dunyosi: Ekosistemadagi o'zaro bog'liqlik</w:t>
+        <w:t>2. Iqlim o'zgarishi va yangi tabiat: O'simlik va hayvonot dunyosining moslashuvchanligi.</w:t>
       </w:r>
     </w:p>
     <w:p>
@@ -324,7 +324,7 @@
           <w:i/>
           <w:sz w:val="28"/>
         </w:rPr>
-        <w:t>3. Iqlim o'zgarishi va uning tabiatga ta'siri: Sabablari va yechimlar</w:t>
+        <w:t>3. Shaharlar va yangi tabiat: Urbanizatsiya va tabiatni muhofaza qilishning yangi yo'llari.</w:t>
       </w:r>
     </w:p>
     <w:p>
@@ -339,7 +339,7 @@
           <w:b/>
           <w:sz w:val="28"/>
         </w:rPr>
-        <w:t>1. Tabiat va inson: Muvozanatni saqlash uchun strategiyalar</w:t>
+        <w:t>1. Yangi tabiat: Ekosistemalarning o'zgarishi va ularning insoniyatga ta'siri.</w:t>
       </w:r>
     </w:p>
     <w:p>
@@ -348,22 +348,19 @@
           <w:rFonts w:ascii="Times New Roman" w:hAnsi="Times New Roman"/>
           <w:sz w:val="28"/>
         </w:rPr>
-        <w:t>Tabiat va inson o'rtasidagi muvozanatni saqlash, zamonaviy jamiyatning eng dolzarb masalalaridan biridir. Tabiat inson hayoti uchun zarur bo'lgan resurslarni taqdim etadi, ammo insonning faoliyati ko'plab ekologik muammolarni keltirib chiqaradi. Bunday muammolar orasida iqlim o'zgarishi, biologik xilma-xillikning kamayishi, ifloslanish va tabiiy resurslarning tugashi kabi masalalar mavjud. Muvozanatni saqlash uchun bir qator strategiyalarni amalga oshirish zarur.</w:t>
+        <w:t>Ekosistemalar, tabiiy muhitning asosiy birliklari sifatida, o'zaro bog'liq organizmlar va ularning yashash joylari bilan birgalikda ishlaydi. Ular o'z ichiga o'simliklar, hayvonlar, mikroorganizmlar va ularning yashash muhitini oladi. Yangi tabiat va ekosistemalarning o'zgarishi ko'plab omillar bilan bog'liq, jumladan iqlim o'zgarishi, inson faoliyati, kiruvchi invaziv turlar va tabiiy ofatlar.</w:t>
         <w:br/>
         <w:br/>
-        <w:t>Birinchidan, barqaror rivojlanish tamoyillarini qo'llab-quvvatlash muhimdir. Bu, iqtisodiy o'sishni atrof-muhitga zarar yetkazmasdan amalga oshirishni anglatadi. Energiya manbalarini diversifikatsiya qilish va qayta tiklanadigan energiya manbalariga, masalan, quyosh va shamol energiyasiga o'tish, ekologik izni kamaytirishga yordam beradi.</w:t>
+        <w:t>Iqlim o'zgarishi ekosistemalarga katta ta'sir ko'rsatmoqda. Haroratning ko'tarilishi, yomg'ir miqdorining o'zgarishi va qurg'oqchilik kabi jarayonlar, o'simlik va hayvonlarning yashash shartlarini o'zgartiradi. Masalan, ba'zi turlar o'z hududlarini tark etishga majbur bo'lishadi yoki yo'qolib ketishi mumkin. Bu esa oziq-ovqat zanjirini buzishi va ekosistemalarning muvozanatini o'zgartirishi mumkin.</w:t>
         <w:br/>
         <w:br/>
-        <w:t>Ikkinchidan, resurslardan oqilona foydalanish zarur. Suv, yer va boshqa tabiiy resurslarni tejash va ularni qayta ishlatish orqali muvozanatni saqlash mumkin. Misol uchun, suvni tejash uchun zamonaviy texnologiyalarni joriy etish va qishloq xo'jaligida barqaror usullarni qo'llash muhimdir.</w:t>
+        <w:t>Inson faoliyati ham ekosistemalarga salbiy ta'sir ko'rsatmoqda. Qishloq xo'jaligi, sanoatning rivojlanishi, shaharlarning kengayishi va tabiiy resurslarni haddan tashqari ishlatish ekosistemalarning buzilishiga olib keladi. Masalan, o'rmonlarning kesilishi, tuproq eroziyasiga va biologik xilma-xillikning kamayishiga sabab bo'ladi. Bu o'z navbatida, insoniyat uchun zarur bo'lgan oziq-ovqat, suv va boshqa tabiiy resurslarning kamayishiga olib keladi.</w:t>
         <w:br/>
         <w:br/>
-        <w:t>Uchinchidan, biologik xilma-xillikni saqlash va muhofaza qilish strategiyalari ishlab chiqilishi lozim. O'simlik va hayvon turlarining yo'qolishini oldini olish uchun tabiiy muhitni himoya qilish va muhofaza qilish, shuningdek, biologik xilma-xillikni tiklash dasturlarini amalga oshirish zarur.</w:t>
+        <w:t>Ekosistemalarning o'zgarishi insoniyatga ham turli ta'sirlar ko'rsatadi. Oziq-ovqat xavfsizligi, kasalliklarning tarqalishi va atrof-muhitning ifloslanishi kabi muammolar ko'tarilishi mumkin. Buning natijasida, insoniyat sog'lig'i va farovonligi xavf ostida qoladi. Ekosistemalar muvozanatini saqlab qolish uchun, barqaror rivojlanish va ekologik muhofaza choralari zarur.</w:t>
         <w:br/>
         <w:br/>
-        <w:t>To'rtinchidan, atrof-muhitni muhofaza qilish bo'yicha ta'lim va targ'ibot ishlarini kuchaytirish muhimdir. Insonlar o'z harakatlarining ekologik ta'sirini anglashlari va atrof-muhitga zarar yetkazmaslik uchun mas'uliyatli qarorlar qabul qilishlari kerak.</w:t>
-        <w:br/>
-        <w:br/>
-        <w:t>Natijada, tabiati va inson o'rtasidagi muvozanatni saqlash uchun birgalikda harakat qilish, barqaror rivojlanish tamoyillarini qo'llab-quvvatlash, resurslardan oqilona foydalanish, biologik xilma-xillikni himoya qilish va ta'limni kuchaytirish zarur. Faqat shunday amalga oshirganimizda, kelajak avlodlarimiz uchun sog'lom va barqaror muhitni yaratishimiz mumkin.</w:t>
+        <w:t>Yangi tabiat va ekosistemalarning o'zgarishi, shuningdek, biologik xilma-xillikning saqlanishi uchun ham muhimdir. Biologik xilma-xillik, ekosistemalarning barqarorligini ta'minlaydi va insoniyat uchun zarur bo'lgan resurslarni taqdim etadi. Shu sababli, ekosistemalarning o'zgarishi va ularning insoniyatga ta'siri haqida chuqur o'rganish va tadqiqotlar o'tkazish zarur. Bu orqali, biz kelajak avlodlar uchun sog'lom va barqaror muhitni saqlab qolishimiz mumkin.</w:t>
       </w:r>
     </w:p>
     <w:p>
@@ -378,7 +375,7 @@
           <w:b/>
           <w:sz w:val="28"/>
         </w:rPr>
-        <w:t>2. O'simlik va hayvonot dunyosi: Ekosistemadagi o'zaro bog'liqlik</w:t>
+        <w:t>2. Iqlim o'zgarishi va yangi tabiat: O'simlik va hayvonot dunyosining moslashuvchanligi.</w:t>
       </w:r>
     </w:p>
     <w:p>
@@ -387,25 +384,28 @@
           <w:rFonts w:ascii="Times New Roman" w:hAnsi="Times New Roman"/>
           <w:sz w:val="28"/>
         </w:rPr>
-        <w:t>O'simlik va hayvonot dunyosi ekosistemada bir-biriga chuqur bog'liq. Ekosistema – bu bir-biriga ta'sir etuvchi va birgalikda yashaydigan organizmlar jamlanmasidir. Ushbu tizimda o'simliklar, hayvonlar, mikroorganizmlar va boshqa tabiiy elementlar birgalikda muvozanatni saqlaydi.</w:t>
+        <w:t>Иклима ўзгариши ва янги табиат: Ўсимлик ва ҳайвонлар дунёсининг мослашувчанлиги</w:t>
         <w:br/>
         <w:br/>
-        <w:t>O'simliklar ekosistemadagi asosiy ishlab chiqaruvchilardir. Ular quyosh energiyasini o'zlashtirib, fotosintez jarayoni orqali oziq moddalarni hosil qiladilar. O'simliklar tomonidan ishlab chiqarilgan oziq moddalar, hayvonlar uchun asosiy oziq manbai hisoblanadi. O'simliklar shuningdek, havoni tozalash, tuproqni mustahkamlash va suv tsikllarini boshqarishda muhim rol o'ynaydi. Ular tuproqdagi mineral moddalarni saqlab turadi va erning eroziyasini oldini olishda yordam beradi.</w:t>
+        <w:t>Иклима ўзгариши – бу глобал миқёсдаги ҳодиса бўлиб, у табиатнинг турли жонзотлари ва экосистемаларига катта таъсир кўрсатмоқда. Бугунги кунда, иқлим ўзгариши асосан инсон фаолияти билан боғлиқ бўлиб, у ҳаво температураси, ёғингарчилик миқдори ва табиатнинг бошқа кўплаб жиҳатларини ўзгартирмоқда. Бу ўзгаришлар экосистемаларнинг барқарорлиги ва жонзотлар ҳаётига қандай таъсир кўрсатади?</w:t>
         <w:br/>
         <w:br/>
-        <w:t>Hayvonlar o'simliklar va boshqa hayvonlar bilan turli xil o'zaro bog'liqliklar o'rnatadi. O'txo'r hayvonlar o'simliklar bilan oziqlanadi, yirtqich hayvonlar esa o'txo'rlar bilan oziqlanadi. Bu o'zaro ta'sirlar ekosistemadagi ovqat zanjirini tashkil etadi. Ovqat zanjiri orqali energiya va oziq moddalar bir organizmdan boshqasiga o'tadi, bu esa ekosistemaning barqarorligini ta'minlaydi.</w:t>
+        <w:t xml:space="preserve">Ўсимликлар ва ҳайвонлар иқлим ўзгаришларига мослашиш учун турли механизмлардан фойдаланадилар. Масалан, баъзи ўсимликлар ўзининг ўsимлик даврини қисқартиради, бу эса уларнинг кўпая олиш имкониятларини оширади. Бошқа ўсимликлар эса ўзининг тухумларини узоқ муддат сақлаш қобилиятини ривожлантиришлари мумкин. </w:t>
         <w:br/>
         <w:br/>
-        <w:t>O'simliklar va hayvonlar bir-biriga yordam beradi. Ba'zi o'simliklar hayvonlarga boshpana va oziq beradi, hayvonlar esa o'simliklarga polenlashish jarayonida yordam beradi. Bu jarayonlar ekosistemaning turli xil turlarining bir-biriga bog'liqligini ko'rsatadi va biologik xilma-xillikni saqlashda muhim ahamiyatga ega.</w:t>
+        <w:t xml:space="preserve">Ҳайвонлар эса иқлим ўзгаришларига мослашиш учун миграция, хўжалик фаолиятини ўзгартириш ва ҳаёт тарзини ўзгартириш каби усулларни қўллашади. Масалан, кўпгина қушлар ҳар йили ўзининг кўчиш йўналишини ўзгартирмоқда, бу эса уларнинг мавсумий миграциясини таъминлайди. </w:t>
         <w:br/>
         <w:br/>
-        <w:t>Ekosistemadagi o'zaro bog'liqlik muvozanatni saqlashda ham muhim ahamiyatga ega. Agar bir tur yoki organizm yo'qolsa, bu boshqa turlarga ham ta'sir qilishi mumkin. Masalan, yirtqich hayvonlarning yo'qolishi o'txo'r hayvonlar sonining ortishiga olib kelishi mumkin, bu esa o'simliklarni iste'mol qilishni oshiradi va natijada ekosistemadagi muvozanatni buzadi.</w:t>
+        <w:t xml:space="preserve">Иклима ўзгариши билан боғлиқ муаммолардан бири – бу ҳайвонлар ва ўсимликларнинг янги шароитларга мослашишини таъминлаш. Кўпгина турлар ўзларининг табиий муҳитидаги ўзгаришларга жавоб беролмаслиги мумкин, бу эса уларнинг йўқолишига олиб келиши мумкин. </w:t>
         <w:br/>
         <w:br/>
-        <w:t xml:space="preserve">Inson faoliyati ham ekosistemadagi o'zaro bog'liqlikni o'zgartirishi mumkin. O'rmonlarni kesish, tuproqni ifloslantirish va iqlim o'zgarishi kabi omillar ekosistemalarga salbiy ta'sir ko'rsatadi. Bu holatlar turlar yo'qolishiga, oziq zanjirlarining buzilishiga va tabiiy muvozanatning o'zgarishiga olib kelishi mumkin. </w:t>
+        <w:t>Шунингдек, иқлим ўзгариши экосистемаларнинг биологик хилма-хиллигини ҳам таҳдид қилади. Агар турлар мослашиш имкониятига эга бўлмаса, уларнинг сони камайиши ёки йўқолиши мумкин. Бу эса табиатдаги балансни бузади ва инсон ҳаётига ҳам салбий таъсир кўрсатади.</w:t>
         <w:br/>
         <w:br/>
-        <w:t>Xulosa qilib aytganda, o'simlik va hayvonot dunyosi ekosistemada bir-biriga bog'liq bo'lib, ularning o'zaro ta'siri tabiiy muvozanatni saqlashda muhim ahamiyatga ega. Ekosistemani saqlash va uning barqarorligini ta'minlash uchun har bir organizmning roli va ahamiyatini tushunish zarur. Ekosistemalarning muvozanatini saqlash orqali, biz kelajak avlodlarimiz uchun sog'lom va barqaror muhitni ta'minlay olamiz.</w:t>
+        <w:t xml:space="preserve">Шу билан бирга, одамлар ҳам иқлим ўзгаришини камайтириш ва табиатни муҳофаза қилиш учун чоралар кўришлари керак. Бу эса жонзотлар ва ўсимликларнинг мослашувчанлигини оширишга ёрдам беради. Одамлар иқлим ўзгаришини фақат ўзлари учун эмас, балки келажак авлодлари учун ҳам эътиборга олишлари лозим. </w:t>
+        <w:br/>
+        <w:br/>
+        <w:t>Хулоса қилиб айтганда, иқлим ўзгариши ва табиатнинг янги шароитларга мослашувчанлиги – бу мураккаб ва жуда муҳим масала. Ўсимликлар ва ҳайвонлар мослашиш механизмларини ривожлантиришлари керак, ва инсонлар ҳам бу жараёнда фаол қатнашишлари зарур. Бундан ташқари, табиатни муҳофаза қилиш ва экологик барқарорликни таъминлаш учун глобал миқёсдаги чора-тадбирлар амалга оширилиши керак.</w:t>
       </w:r>
     </w:p>
     <w:p>
@@ -420,7 +420,7 @@
           <w:b/>
           <w:sz w:val="28"/>
         </w:rPr>
-        <w:t>3. Iqlim o'zgarishi va uning tabiatga ta'siri: Sabablari va yechimlar</w:t>
+        <w:t>3. Shaharlar va yangi tabiat: Urbanizatsiya va tabiatni muhofaza qilishning yangi yo'llari.</w:t>
       </w:r>
     </w:p>
     <w:p>
@@ -429,49 +429,22 @@
           <w:rFonts w:ascii="Times New Roman" w:hAnsi="Times New Roman"/>
           <w:sz w:val="28"/>
         </w:rPr>
-        <w:t>Iqlim o'zgarishi – bu Yerning iqlim tizimida uzoq muddatli o'zgarishlarni anglatadi. Ushbu o'zgarishlar asosan global haroratning ko'tarilishi, atmosferadagi gazlar tarkibining o'zgarishi, muzliklarning erishi, dengiz sathining ko'tarilishi va tabiiy resurslarning kamayishi kabi ko'rinishlarda namoyon bo'ladi. Iqlim o'zgarishining asosiy sabablari inson faoliyati va tabiiy jarayonlardir.</w:t>
+        <w:t>Urbanizatsiya jarayoni zamonaviy jamiyatning ajralmas qismiga aylangan. Har yili millionlab odamlar qishloq joylardan shaharlarga ko'chib o'tmoqda. Bu jarayon shaharlar o'sishiga, iqtisodiy rivojlanishga va yangi imkoniyatlarning paydo bo'lishiga olib keladi. Biroq, urbanizatsiya bir qator muammolarni ham keltirib chiqaradi, jumladan, tabiiy resurslarning kamayishi, havoning ifloslanishi va yashil maydonlarning yo'qolishi.</w:t>
         <w:br/>
         <w:br/>
-        <w:t>Inson faoliyatining iqlim o'zgarishiga ta'siri asosan sanoat, transport, qishloq xo'jaligi va energiya ishlab chiqarish sohalarida kuzatiladi. Bular natijasida atmosferaga chiqariladigan karbonat angidrid (CO2), metan (CH4) va boshqa issiqxona gazlari miqdori ortadi. Bu gazlar Yerning atmosferasida issiqlikni saqlaydi va global haroratning ko'tarilishiga olib keladi. Natijada, iqlimning o'zgarishi, quruqlik va suv ekotizimlarida muvozanatni buzadi.</w:t>
+        <w:t>Shaharlarning o'sishi tabiiy muhitning o'zgarishiga, ekosistemalarning buzilishiga va hayvonlar va o'simliklar uchun yashash joylarining kamayishiga sabab bo'ladi. Bunday sharoitda tabiatni muhofaza qilishning yangi yo'llarini izlash muhim ahamiyatga ega. Birinchi navbatda, shahar rejalashtirishda yashil maydonlarning saqlanishi va kengaytirilishi zarur. Parklar, bog'lar va yashil yo'llar shahar aholisi uchun nafaqat dam olish joyi, balki ekologik muvozanatni saqlashda ham muhim rol o'ynaydi.</w:t>
         <w:br/>
         <w:br/>
-        <w:t>Tabiiy jarayonlar esa vulqonlar faoliyati, quyosh faoliyati va tabiiy iqlim tsikllari kabi omillarni o'z ichiga oladi. Masalan, vulqonlar o'z faoliyati davomida katta miqdorda gaz va chang chiqaradi, bu esa atmosferada vaqtincha iqlimni o'zgartirishi mumkin. Shuningdek, quyoshning energiya chiqarishi ham iqlim o'zgarishiga ta'sir ko'rsatishi mumkin.</w:t>
+        <w:t>Yana bir muhim yo'l - barqaror transport tizimlarini rivojlantirishdir. Avtomobillarga bo'lgan bog'liqlikni kamaytirish uchun jamoat transportini yaxshilash, velosiped yo'llarini yaratish va piyodalar uchun qulay sharoitlarni ta'minlash zarur. Bularning barchasi havoni tozalashga, shahar ichidagi harakatni soddalashtirishga va energiya iste'molini kamaytirishga yordam beradi.</w:t>
         <w:br/>
         <w:br/>
-        <w:t>Iqlim o'zgarishining tabiatga ta'siri juda keng ko'lamli va jiddiydir. Bular orasida:</w:t>
+        <w:t>Shuningdek, energiya samaradorligini oshirish va qayta tiklanuvchi energiya manbalaridan foydalanish shaharlar uchun muhim ahamiyatga ega. Quyosh panellari, shamol turbinalari va boshqa ekologik toza energiya manbalari shaharlarning energiya ehtiyojlarini qondirishda yordam beradi. Bu nafaqat atmosferaga chiqindilarni kamaytiradi, balki iqtisodiy jihatdan ham foydali bo'ladi.</w:t>
         <w:br/>
         <w:br/>
-        <w:t>1. Ekosistemalarga ta'siri: Iqlim o'zgarishi o'simlik va hayvonlarning yashash joylarini o'zgartiradi, bu esa biologik xilma-xillikni kamaytirishi mumkin. Ayrim turlar yo'qolish xavfi ostida qoladi.</w:t>
+        <w:t>Shaharlar va tabiat o'rtasidagi muvozanatni tiklash uchun innovatsion texnologiyalarni joriy etish ham muhimdir. Aqlli shaharlar konsepsiyasi, masalan, ma'lumotlarni yig'ish va tahlil qilish orqali shahar infratuzilmasini yaxshilash, resurslarni samarali boshqarish va yashil texnologiyalarni qo'llashni anglatadi.</w:t>
         <w:br/>
         <w:br/>
-        <w:t>2. Suv resurslariga ta'siri: Global haroratning ko'tarilishi suvning evaporatsiyasini oshiradi, natijada suv resurslari kamayadi. Buning oqibatida qurg'oqchilik va suv taqchilligi yuzaga keladi.</w:t>
-        <w:br/>
-        <w:br/>
-        <w:t>3. Oziq-ovqat xavfsizligiga ta'siri: Iqlim o'zgarishi qishloq xo'jaligi mahsuldorligini pasaytirishi mumkin. Bu esa oziq-ovqat narxlarining oshishiga va oziq-ovqat taqchilligiga olib keladi.</w:t>
-        <w:br/>
-        <w:br/>
-        <w:t>4. Okeanlarning kislotalanishi: Dengiz suvining kislotalanishi suv ekotizimlariga, korallarga va boshqa dengiz organizmlariga zarar yetkazadi.</w:t>
-        <w:br/>
-        <w:br/>
-        <w:t>Iqlim o'zgarishini bartaraf etish va uning salbiy ta'sirlarini kamaytirish uchun bir qator yechimlar mavjud. Ular orasida:</w:t>
-        <w:br/>
-        <w:br/>
-        <w:t>1. Qayta tiklanuvchi energiya manbalaridan foydalanish: Quyosh, shamol, bioyoqilg'i kabi qayta tiklanuvchi energiya manbalarini rivojlantirish va ulardan foydalanish.</w:t>
-        <w:br/>
-        <w:br/>
-        <w:t>2. Energiya samaradorligini oshirish: Sanoat va transportda energiya samaradorligini oshirish orqali issiqxona gazlarini kamaytirish.</w:t>
-        <w:br/>
-        <w:br/>
-        <w:t>3. O'rmonlarni saqlash va tiklash: O'rmonlar karbonat angidridni so'ruvchi tabiiy manbalar bo'lib, ularni saqlash va tiklash iqlim o'zgarishini bartaraf etishga yordam beradi.</w:t>
-        <w:br/>
-        <w:br/>
-        <w:t>4. Oziq-ovqat ishlab chiqarishni barqarorlashtirish: Qishloq xo'jaligida barqaror amaliyotlarni joriy etish va oziq-ovqat ishlab chiqarishni diversifikatsiya qilish.</w:t>
-        <w:br/>
-        <w:br/>
-        <w:t>5. Xalqaro hamkorlik: Iqlim o'zgarishi global muammo bo'lgani uchun mamlakatlararo hamkorlikni kuchaytirish va xalqaro kelishuvlarga rioya qilish muhimdir.</w:t>
-        <w:br/>
-        <w:br/>
-        <w:t>Iqlim o'zgarishi va uning tabiatga ta'siri masalalari jiddiy e'tiborni talab etadi. Har bir inson o'z hissasini qo'shishi, ekologik ongni oshirishi va barqaror rivojlanish yo'lida harakat qilish zarur.</w:t>
+        <w:t>Natijada, urbanizatsiya va tabiatni muhofaza qilish o'rtasidagi muvozanatni saqlash shaharlar rivojlanishining kalitidir. Shaharlar ekologik jihatdan barqaror va yashash uchun qulay joylarga aylanishi uchun innovatsiyalar, rejalashtirish va jamoatchilik ishtiroki zarur. Faqat shunday qilganda, biz urbanizatsiya jarayonini ijobiy tomonga o'zgartirishimiz va tabiatni muhofaza qilishga erishishimiz mumkin.</w:t>
       </w:r>
     </w:p>
     <w:p>

--- a/bot/1612270615.docx
+++ b/bot/1612270615.docx
@@ -135,7 +135,7 @@
           <w:rFonts w:ascii="Times New Roman" w:hAnsi="Times New Roman"/>
           <w:sz w:val="28"/>
         </w:rPr>
-        <w:t>Yangi Tabiat</w:t>
+        <w:t>Pul</w:t>
       </w:r>
       <w:proofErr w:type="spellEnd"/>
     </w:p>
@@ -304,7 +304,7 @@
           <w:i/>
           <w:sz w:val="28"/>
         </w:rPr>
-        <w:t>1. Yangi tabiat: Ekosistemalarning o'zgarishi va ularning insoniyatga ta'siri.</w:t>
+        <w:t>1. Pulning tarixi va rivojlanishi: qadimiy davrlardan zamonaviy moliya tizimigacha.</w:t>
       </w:r>
     </w:p>
     <w:p>
@@ -314,7 +314,7 @@
           <w:i/>
           <w:sz w:val="28"/>
         </w:rPr>
-        <w:t>2. Iqlim o'zgarishi va yangi tabiat: O'simlik va hayvonot dunyosining moslashuvchanligi.</w:t>
+        <w:t>2. Pulning iqtisodiy funktsiyalari: almashuv vositasi, o'lchov va saqlash vositasi sifatida.</w:t>
       </w:r>
     </w:p>
     <w:p>
@@ -324,7 +324,7 @@
           <w:i/>
           <w:sz w:val="28"/>
         </w:rPr>
-        <w:t>3. Shaharlar va yangi tabiat: Urbanizatsiya va tabiatni muhofaza qilishning yangi yo'llari.</w:t>
+        <w:t>3. Raqamli pul va kriptovalyutalar: yangi iqtisodiy paradigmlar va ularning ta'siri.</w:t>
       </w:r>
     </w:p>
     <w:p>
@@ -339,7 +339,7 @@
           <w:b/>
           <w:sz w:val="28"/>
         </w:rPr>
-        <w:t>1. Yangi tabiat: Ekosistemalarning o'zgarishi va ularning insoniyatga ta'siri.</w:t>
+        <w:t>1. Pulning tarixi va rivojlanishi: qadimiy davrlardan zamonaviy moliya tizimigacha.</w:t>
       </w:r>
     </w:p>
     <w:p>
@@ -348,19 +348,34 @@
           <w:rFonts w:ascii="Times New Roman" w:hAnsi="Times New Roman"/>
           <w:sz w:val="28"/>
         </w:rPr>
-        <w:t>Ekosistemalar, tabiiy muhitning asosiy birliklari sifatida, o'zaro bog'liq organizmlar va ularning yashash joylari bilan birgalikda ishlaydi. Ular o'z ichiga o'simliklar, hayvonlar, mikroorganizmlar va ularning yashash muhitini oladi. Yangi tabiat va ekosistemalarning o'zgarishi ko'plab omillar bilan bog'liq, jumladan iqlim o'zgarishi, inson faoliyati, kiruvchi invaziv turlar va tabiiy ofatlar.</w:t>
+        <w:t>Пул – это универсальный эквивалент, который используется для обмена товарами и услугами. История денег насчитывает тысячи лет и охватывает несколько этапов развития.</w:t>
         <w:br/>
         <w:br/>
-        <w:t>Iqlim o'zgarishi ekosistemalarga katta ta'sir ko'rsatmoqda. Haroratning ko'tarilishi, yomg'ir miqdorining o'zgarishi va qurg'oqchilik kabi jarayonlar, o'simlik va hayvonlarning yashash shartlarini o'zgartiradi. Masalan, ba'zi turlar o'z hududlarini tark etishga majbur bo'lishadi yoki yo'qolib ketishi mumkin. Bu esa oziq-ovqat zanjirini buzishi va ekosistemalarning muvozanatini o'zgartirishi mumkin.</w:t>
+        <w:t>В древние времена, прежде чем появились деньги в современном понимании, люди использовали систему бартерного обмена. Это означало, что товары обменивались непосредственно друг на друга. Например, человек мог обменять 10 килограммов зерна на одну овцу. Однако бартер имел свои недостатки: необходимость совпадения потребностей сторон и сложность оценки стоимости товаров.</w:t>
         <w:br/>
         <w:br/>
-        <w:t>Inson faoliyati ham ekosistemalarga salbiy ta'sir ko'rsatmoqda. Qishloq xo'jaligi, sanoatning rivojlanishi, shaharlarning kengayishi va tabiiy resurslarni haddan tashqari ishlatish ekosistemalarning buzilishiga olib keladi. Masalan, o'rmonlarning kesilishi, tuproq eroziyasiga va biologik xilma-xillikning kamayishiga sabab bo'ladi. Bu o'z navbatida, insoniyat uchun zarur bo'lgan oziq-ovqat, suv va boshqa tabiiy resurslarning kamayishiga olib keladi.</w:t>
+        <w:t>С развитием торговли возникла необходимость в более удобном средстве обмена. Первые деньги появились в виде товарных денег. Это были определенные товары, которые имели общепринятую ценность, такие как соль, зерно, скот, ракушки и другие предметы. Например, в некоторых культурах использовались ракушки как средство обмена.</w:t>
         <w:br/>
         <w:br/>
-        <w:t>Ekosistemalarning o'zgarishi insoniyatga ham turli ta'sirlar ko'rsatadi. Oziq-ovqat xavfsizligi, kasalliklarning tarqalishi va atrof-muhitning ifloslanishi kabi muammolar ko'tarilishi mumkin. Buning natijasida, insoniyat sog'lig'i va farovonligi xavf ostida qoladi. Ekosistemalar muvozanatini saqlab qolish uchun, barqaror rivojlanish va ekologik muhofaza choralari zarur.</w:t>
+        <w:t>С течением времени товарные деньги были заменены металлическими деньгами. Первые металлические монеты появились в VII веке до нашей эры в Лидии (современная Турция). Они были сделаны из electrum – сплава золота и серебра – и имели стандартный вес и форму, что упрощало обмен. Со временем монеты стали чеканиться из различных металлов и с различными номиналами.</w:t>
         <w:br/>
         <w:br/>
-        <w:t>Yangi tabiat va ekosistemalarning o'zgarishi, shuningdek, biologik xilma-xillikning saqlanishi uchun ham muhimdir. Biologik xilma-xillik, ekosistemalarning barqarorligini ta'minlaydi va insoniyat uchun zarur bo'lgan resurslarni taqdim etadi. Shu sababli, ekosistemalarning o'zgarishi va ularning insoniyatga ta'siri haqida chuqur o'rganish va tadqiqotlar o'tkazish zarur. Bu orqali, biz kelajak avlodlar uchun sog'lom va barqaror muhitni saqlab qolishimiz mumkin.</w:t>
+        <w:t>В эпоху Римской империи система монетного обращения достигла своего расцвета. Римляне разработали сложную систему валют, которая включала в себя золотые, серебряные и медные монеты. Римская валюта стала основой для многих последующих финансовых систем.</w:t>
+        <w:br/>
+        <w:br/>
+        <w:t>После падения Римской империи денежная система в Европе претерпела значительные изменения. В средние века появились банковские системы, а также кредитные отношения. В это время начали использоваться бумажные деньги, которые представляли собой векселя и расписки, подтверждающие наличие определенной суммы золота или серебра.</w:t>
+        <w:br/>
+        <w:br/>
+        <w:t>Настоящая революция в денежной системе произошла в 17 веке с появлением центральных банков. Центральные банки начали выпускать банкноты, которые стали законным средством платежа. Эти банкноты первоначально были обеспечены золотом (золотой стандарт), что придавало им стабильность.</w:t>
+        <w:br/>
+        <w:br/>
+        <w:t>С 20 века начался процесс отказа от золотого стандарта, и деньги стали фиатными, то есть их ценность больше не зависела от физического обеспечения. Вместо этого они основываются на доверии к правительству и экономике страны. Современные деньги могут принимать различные формы: наличные, безналичные, электронные деньги и криптовалюты.</w:t>
+        <w:br/>
+        <w:br/>
+        <w:t>С развитием технологий появились цифровые валюты и криптовалюты, такие как Биткойн, которые представляют собой децентрализованные формы денег. Криптовалюты используют технологии блокчейн, которые обеспечивают безопасность и прозрачность транзакций.</w:t>
+        <w:br/>
+        <w:br/>
+        <w:t>Таким образом, история денег — это история эволюции от простых форм обмена до сложных финансовых систем, которые мы имеем сегодня. Понимание этой истории помогает лучше осознать роль денег в современном обществе и экономике.</w:t>
       </w:r>
     </w:p>
     <w:p>
@@ -375,7 +390,7 @@
           <w:b/>
           <w:sz w:val="28"/>
         </w:rPr>
-        <w:t>2. Iqlim o'zgarishi va yangi tabiat: O'simlik va hayvonot dunyosining moslashuvchanligi.</w:t>
+        <w:t>2. Pulning iqtisodiy funktsiyalari: almashuv vositasi, o'lchov va saqlash vositasi sifatida.</w:t>
       </w:r>
     </w:p>
     <w:p>
@@ -384,28 +399,28 @@
           <w:rFonts w:ascii="Times New Roman" w:hAnsi="Times New Roman"/>
           <w:sz w:val="28"/>
         </w:rPr>
-        <w:t>Иклима ўзгариши ва янги табиат: Ўсимлик ва ҳайвонлар дунёсининг мослашувчанлиги</w:t>
+        <w:t>2. Pulning iqtisodiy funktsiyalari</w:t>
         <w:br/>
         <w:br/>
-        <w:t>Иклима ўзгариши – бу глобал миқёсдаги ҳодиса бўлиб, у табиатнинг турли жонзотлари ва экосистемаларига катта таъсир кўрсатмоқда. Бугунги кунда, иқлим ўзгариши асосан инсон фаолияти билан боғлиқ бўлиб, у ҳаво температураси, ёғингарчилик миқдори ва табиатнинг бошқа кўплаб жиҳатларини ўзгартирмоқда. Бу ўзгаришлар экосистемаларнинг барқарорлиги ва жонзотлар ҳаётига қандай таъсир кўрсатади?</w:t>
+        <w:t>Pul iqtisodiy faoliyatda muhim rol o'ynaydi va uning bir necha asosiy funktsiyalari mavjud. Bu funktsiyalar pulning almashuv vositasi, o'lchov vositasi va saqlash vositasi sifatida ishlatilishini ko'rsatadi.</w:t>
         <w:br/>
         <w:br/>
-        <w:t xml:space="preserve">Ўсимликлар ва ҳайвонлар иқлим ўзгаришларига мослашиш учун турли механизмлардан фойдаланадилар. Масалан, баъзи ўсимликлар ўзининг ўsимлик даврини қисқартиради, бу эса уларнинг кўпая олиш имкониятларини оширади. Бошқа ўсимликлар эса ўзининг тухумларини узоқ муддат сақлаш қобилиятини ривожлантиришлари мумкин. </w:t>
+        <w:t xml:space="preserve">1. Almashuv vositasi sifatida pul: </w:t>
+        <w:br/>
+        <w:t>Pul iqtisodiy almashuvlarda asosiy vosita bo'lib xizmat qiladi. Mahsulotlar va xizmatlar o'rtasidagi to'g'ridan-to'g'ri almashuv (barmoqdan barmoqka) ko'pincha noqulay va murakkab bo'lishi mumkin. Pul bu jarayonni soddalashtiradi, chunki u har qanday mahsulot yoki xizmatning qiymatini ifodalaydi. Masalan, agar siz biror mahsulotni sotmoqchi bo'lsangiz, pul yordamida uning qiymatini belgilaysiz va xaridor pulni to'lab, mahsulotni oladi. Bu almashuv jarayonini tezlashtiradi va iqtisodiy faoliyatni rivojlantiradi.</w:t>
         <w:br/>
         <w:br/>
-        <w:t xml:space="preserve">Ҳайвонлар эса иқлим ўзгаришларига мослашиш учун миграция, хўжалик фаолиятини ўзгартириш ва ҳаёт тарзини ўзгартириш каби усулларни қўллашади. Масалан, кўпгина қушлар ҳар йили ўзининг кўчиш йўналишини ўзгартирмоқда, бу эса уларнинг мавсумий миграциясини таъминлайди. </w:t>
+        <w:t xml:space="preserve">2. O'lchov vositasi sifatida pul: </w:t>
+        <w:br/>
+        <w:t>Pul iqtisodiy qiymatni o'lchashda muhim rol o'ynaydi. U mahsulotlar va xizmatlarning qiymatini belgilashga yordam beradi, bu esa iste'molchilar va ishlab chiqaruvchilar o'rtasida aniq va tushunarli aloqalarni ta'minlaydi. Pulning o'lchov funksiyasi orqali, masalan, bir xil turdagi mahsulotlar o'rtasida solishtirish osonlashadi. Bu esa narxlarni belgilash va iqtisodiy qarorlar qabul qilishda muhim ahamiyatga ega. Iste'molchilar va ishlab chiqaruvchilar pul yordamida o'z xarajatlarini va daromadlarini baholashlari mumkin.</w:t>
         <w:br/>
         <w:br/>
-        <w:t xml:space="preserve">Иклима ўзгариши билан боғлиқ муаммолардан бири – бу ҳайвонлар ва ўсимликларнинг янги шароитларга мослашишини таъминлаш. Кўпгина турлар ўзларининг табиий муҳитидаги ўзгаришларга жавоб беролмаслиги мумкин, бу эса уларнинг йўқолишига олиб келиши мумкин. </w:t>
+        <w:t xml:space="preserve">3. Saqlash vositasi sifatida pul: </w:t>
+        <w:br/>
+        <w:t xml:space="preserve">Pul, shuningdek, qiymatni saqlash vositasi sifatida ham ishlatiladi. Iqtisodiy sharoitlar o'zgarishi mumkin, shuning uchun odamlar o'z mablag'larini kelajakda foydalanish uchun saqlashni xohlaydilar. Pul, boshqa aktivlarga nisbatan, osonlik bilan saqlanishi va kelajakda foydalanilishi mumkin. Bu funktsiya pulni iqtisodiy barqarorlikda muhim omilga aylantiradi, chunki odamlar o'z mablag'larini xavfsiz saqlab, kelajakda ehtiyojlarini qondirish uchun foydalanadilar. </w:t>
         <w:br/>
         <w:br/>
-        <w:t>Шунингдек, иқлим ўзгариши экосистемаларнинг биологик хилма-хиллигини ҳам таҳдид қилади. Агар турлар мослашиш имкониятига эга бўлмаса, уларнинг сони камайиши ёки йўқолиши мумкин. Бу эса табиатдаги балансни бузади ва инсон ҳаётига ҳам салбий таъсир кўрсатади.</w:t>
-        <w:br/>
-        <w:br/>
-        <w:t xml:space="preserve">Шу билан бирга, одамлар ҳам иқлим ўзгаришини камайтириш ва табиатни муҳофаза қилиш учун чоралар кўришлари керак. Бу эса жонзотлар ва ўсимликларнинг мослашувчанлигини оширишга ёрдам беради. Одамлар иқлим ўзгаришини фақат ўзлари учун эмас, балки келажак авлодлари учун ҳам эътиборга олишлари лозим. </w:t>
-        <w:br/>
-        <w:br/>
-        <w:t>Хулоса қилиб айтганда, иқлим ўзгариши ва табиатнинг янги шароитларга мослашувчанлиги – бу мураккаб ва жуда муҳим масала. Ўсимликлар ва ҳайвонлар мослашиш механизмларини ривожлантиришлари керак, ва инсонлар ҳам бу жараёнда фаол қатнашишлари зарур. Бундан ташқари, табиатни муҳофаза қилиш ва экологик барқарорликни таъминлаш учун глобал миқёсдаги чора-тадбирлар амалга оширилиши керак.</w:t>
+        <w:t>Shunday qilib, pulning almashuv vositasi, o'lchov vositasi va saqlash vositasi sifatidagi funktsiyalari iqtisodiy tizimning samarali ishlashida muhim ahamiyatga ega. Bu funktsiyalar bir-birini to'ldiradi va iqtisodiy munosabatlarni yanada rivojlantirishga yordam beradi.</w:t>
       </w:r>
     </w:p>
     <w:p>
@@ -420,7 +435,7 @@
           <w:b/>
           <w:sz w:val="28"/>
         </w:rPr>
-        <w:t>3. Shaharlar va yangi tabiat: Urbanizatsiya va tabiatni muhofaza qilishning yangi yo'llari.</w:t>
+        <w:t>3. Raqamli pul va kriptovalyutalar: yangi iqtisodiy paradigmlar va ularning ta'siri.</w:t>
       </w:r>
     </w:p>
     <w:p>
@@ -429,22 +444,25 @@
           <w:rFonts w:ascii="Times New Roman" w:hAnsi="Times New Roman"/>
           <w:sz w:val="28"/>
         </w:rPr>
-        <w:t>Urbanizatsiya jarayoni zamonaviy jamiyatning ajralmas qismiga aylangan. Har yili millionlab odamlar qishloq joylardan shaharlarga ko'chib o'tmoqda. Bu jarayon shaharlar o'sishiga, iqtisodiy rivojlanishga va yangi imkoniyatlarning paydo bo'lishiga olib keladi. Biroq, urbanizatsiya bir qator muammolarni ham keltirib chiqaradi, jumladan, tabiiy resurslarning kamayishi, havoning ifloslanishi va yashil maydonlarning yo'qolishi.</w:t>
+        <w:t>3. Raqamli pul va kriptovalyutalar: yangi iqtisodiy paradigmlar va ularning ta'siri</w:t>
         <w:br/>
         <w:br/>
-        <w:t>Shaharlarning o'sishi tabiiy muhitning o'zgarishiga, ekosistemalarning buzilishiga va hayvonlar va o'simliklar uchun yashash joylarining kamayishiga sabab bo'ladi. Bunday sharoitda tabiatni muhofaza qilishning yangi yo'llarini izlash muhim ahamiyatga ega. Birinchi navbatda, shahar rejalashtirishda yashil maydonlarning saqlanishi va kengaytirilishi zarur. Parklar, bog'lar va yashil yo'llar shahar aholisi uchun nafaqat dam olish joyi, balki ekologik muvozanatni saqlashda ham muhim rol o'ynaydi.</w:t>
+        <w:t>Raqamli pul va kriptovalyutalar, so'nggi yillarda iqtisodiy tizimlar va moliyaviy muomalalar uchun yangi paradigmlar yaratmoqda. Ular an'anaviy bank tizimlaridan farqli o'laroq, markazlashtirilmagan muomalalarni taqdim etadi va ko'plab yangi imkoniyatlar ochadi.</w:t>
         <w:br/>
         <w:br/>
-        <w:t>Yana bir muhim yo'l - barqaror transport tizimlarini rivojlantirishdir. Avtomobillarga bo'lgan bog'liqlikni kamaytirish uchun jamoat transportini yaxshilash, velosiped yo'llarini yaratish va piyodalar uchun qulay sharoitlarni ta'minlash zarur. Bularning barchasi havoni tozalashga, shahar ichidagi harakatni soddalashtirishga va energiya iste'molini kamaytirishga yordam beradi.</w:t>
+        <w:t>Raqamli pul - bu elektron shaklda mavjud bo'lgan, an'anaviy valyutalarga o'xshash, lekin ularning qog'oz yoki tangalar shaklida mavjud bo'lmagan variantidir. Raqamli pulning eng mashhur ko'rinishlaridan biri kriptovalyutalardir, masalan, Bitcoin, Ethereum va boshqa ko'plab altkoinlar. Ularning asosiy afzalliklari shaffoflik, xavfsizlik va tezkor tranzaktsiya imkoniyatlaridir.</w:t>
         <w:br/>
         <w:br/>
-        <w:t>Shuningdek, energiya samaradorligini oshirish va qayta tiklanuvchi energiya manbalaridan foydalanish shaharlar uchun muhim ahamiyatga ega. Quyosh panellari, shamol turbinalari va boshqa ekologik toza energiya manbalari shaharlarning energiya ehtiyojlarini qondirishda yordam beradi. Bu nafaqat atmosferaga chiqindilarni kamaytiradi, balki iqtisodiy jihatdan ham foydali bo'ladi.</w:t>
+        <w:t>Kriptovalyutalar blockchain texnologiyasiga asoslangan. Bu texnologiya har bir tranzaktsiyani xavfsiz va o'zaro bog'liq qilib yozishga imkon beradi, bu esa firibgarlik va manipulyatsiya qilish imkoniyatlarini kamaytiradi. Shuningdek, kriptovalyutalar global miqyosda ishlatilishi mumkin, bu esa chet elda to'lovlarni amalga oshirishni osonlashtiradi.</w:t>
         <w:br/>
         <w:br/>
-        <w:t>Shaharlar va tabiat o'rtasidagi muvozanatni tiklash uchun innovatsion texnologiyalarni joriy etish ham muhimdir. Aqlli shaharlar konsepsiyasi, masalan, ma'lumotlarni yig'ish va tahlil qilish orqali shahar infratuzilmasini yaxshilash, resurslarni samarali boshqarish va yashil texnologiyalarni qo'llashni anglatadi.</w:t>
+        <w:t>Yangi iqtisodiy paradigmlar sifatida raqamli pul va kriptovalyutalar, an'anaviy moliyaviy institutlar va davlatlarning iqtisodiy siyosatiga ta'sir ko'rsatmoqda. Ular nafaqat to'lov tizimlarini o'zgartirmoqda, balki investitsiya strategiyalarini ham yangilamoqda. Raqamli aktivlar bilan savdo qilish va ularni saqlash, investorlar uchun yangi imkoniyatlar yaratmoqda.</w:t>
         <w:br/>
         <w:br/>
-        <w:t>Natijada, urbanizatsiya va tabiatni muhofaza qilish o'rtasidagi muvozanatni saqlash shaharlar rivojlanishining kalitidir. Shaharlar ekologik jihatdan barqaror va yashash uchun qulay joylarga aylanishi uchun innovatsiyalar, rejalashtirish va jamoatchilik ishtiroki zarur. Faqat shunday qilganda, biz urbanizatsiya jarayonini ijobiy tomonga o'zgartirishimiz va tabiatni muhofaza qilishga erishishimiz mumkin.</w:t>
+        <w:t>Biroq, raqamli pul va kriptovalyutalarning tarqalishi bilan birga, xavf va muammolar ham paydo bo'lmoqda. Bozorning o'zgaruvchanligi, regulyatsiya etishmovchiligi va firibgarlik xavfi investorlar uchun katta muammo bo'lishi mumkin. Shuningdek, kriptovalyutalar bilan bog'liq ekologik muammolar ham muhokama qilinmoqda, chunki ularning ishlab chiqarilishi ko'p energiya sarflaydi.</w:t>
+        <w:br/>
+        <w:br/>
+        <w:t>Xulosa qilib aytganda, raqamli pul va kriptovalyutalar yangi iqtisodiy paradigmlarni shakllantirayotgan bo'lib, bu jarayon global iqtisodiyotga ta'sir ko'rsatmoqda. Ular yangi imkoniyatlar va qiyinchiliklarni bir vaqtning o'zida taqdim etadi, bu esa moliyaviy tizimni kelajakda qanday rivojlantirishimizni belgilaydi.</w:t>
       </w:r>
     </w:p>
     <w:p>
